--- a/Documentation/Report.docx
+++ b/Documentation/Report.docx
@@ -61,7 +61,7 @@
         <w:t>Student:</w:t>
       </w:r>
       <w:r>
-        <w:t xml:space="preserve"> Alex Alimamy Debe Kamara (Abubakar Idrisu Bangura)  </w:t>
+        <w:t xml:space="preserve"> Alex Alimamy Debe Kamara  </w:t>
       </w:r>
     </w:p>
     <w:p>
